--- a/cosmo-lighting/Cosmo-Lighting-Website-Agreement.docx
+++ b/cosmo-lighting/Cosmo-Lighting-Website-Agreement.docx
@@ -112,10 +112,8 @@
                 <w:color w:val="1F2A37"/>
                 <w:sz w:val="21"/>
                 <w:szCs w:val="21"/>
-                <w:highlight w:val="yellow"/>
-                <w:highlightCs w:val="yellow"/>
-              </w:rPr>
-              <w:t xml:space="preserve">[YOUR BUSINESS NAME]</w:t>
+              </w:rPr>
+              <w:t xml:space="preserve">One Way Web Designs</w:t>
             </w:r>
           </w:p>
           <w:p>
@@ -131,7 +129,7 @@
                 <w:sz w:val="19"/>
                 <w:szCs w:val="19"/>
               </w:rPr>
-              <w:t xml:space="preserve">Keaton Dunn</w:t>
+              <w:t xml:space="preserve">Keaton Dunn, sole trader</w:t>
             </w:r>
           </w:p>
           <w:p>
@@ -175,10 +173,8 @@
                 <w:color w:val="5F6670"/>
                 <w:sz w:val="19"/>
                 <w:szCs w:val="19"/>
-                <w:highlight w:val="yellow"/>
-                <w:highlightCs w:val="yellow"/>
-              </w:rPr>
-              <w:t xml:space="preserve">[YOUR EMAIL]</w:t>
+              </w:rPr>
+              <w:t xml:space="preserve">keaton.dunn@outlook.com</w:t>
             </w:r>
           </w:p>
           <w:p>
@@ -193,10 +189,24 @@
                 <w:color w:val="5F6670"/>
                 <w:sz w:val="19"/>
                 <w:szCs w:val="19"/>
-                <w:highlight w:val="yellow"/>
-                <w:highlightCs w:val="yellow"/>
-              </w:rPr>
-              <w:t xml:space="preserve">[YOUR PHONE]</w:t>
+              </w:rPr>
+              <w:t xml:space="preserve">0434 955 607</w:t>
+            </w:r>
+          </w:p>
+          <w:p>
+            <w:pPr>
+              <w:spacing w:after="30" w:before="0" w:line="276" w:lineRule="auto"/>
+            </w:pPr>
+            <w:r>
+              <w:rPr>
+                <w:rFonts w:ascii="Arial" w:cs="Arial" w:eastAsia="Arial" w:hAnsi="Arial"/>
+                <w:b w:val="false"/>
+                <w:bCs w:val="false"/>
+                <w:color w:val="5F6670"/>
+                <w:sz w:val="19"/>
+                <w:szCs w:val="19"/>
+              </w:rPr>
+              <w:t xml:space="preserve">onewaywebdesign.com</w:t>
             </w:r>
           </w:p>
         </w:tc>
@@ -702,7 +712,7 @@
                 <w:sz w:val="19"/>
                 <w:szCs w:val="19"/>
               </w:rPr>
-              <w:t xml:space="preserve">Your new website, designed and built for Cosmo Lighting Kensington. Includes your full lighting and spare-parts range, your existing Shopify checkout and payment methods, a mobile-friendly and search-friendly build, website hosting (see section 4) and launch support.</w:t>
+              <w:t xml:space="preserve">Your new website, designed and built for Cosmo Lighting Kensington: premium design with a 4K hero video, Shopify payment integration, SEO, AEO and GEO, contact forms, an AI assistant, hosting with no monthly fee and 90 days’ support. Full details in section 3.</w:t>
             </w:r>
           </w:p>
         </w:tc>
@@ -1151,8 +1161,10 @@
           <w:color w:val="5F6670"/>
           <w:sz w:val="18"/>
           <w:szCs w:val="18"/>
-        </w:rPr>
-        <w:t xml:space="preserve">No GST is charged. </w:t>
+          <w:highlight w:val="yellow"/>
+          <w:highlightCs w:val="yellow"/>
+        </w:rPr>
+        <w:t xml:space="preserve">[CONFIRM GST STATUS]</w:t>
       </w:r>
       <w:r>
         <w:rPr>
@@ -1160,11 +1172,14 @@
           <w:color w:val="5F6670"/>
           <w:sz w:val="18"/>
           <w:szCs w:val="18"/>
-          <w:highlight w:val="yellow"/>
-          <w:highlightCs w:val="yellow"/>
-        </w:rPr>
-        <w:t xml:space="preserve">[YOUR BUSINESS NAME]</w:t>
-      </w:r>
+        </w:rPr>
+        <w:t xml:space="preserve"> No GST is charged. One Way Web Designs is not registered for GST.</w:t>
+      </w:r>
+    </w:p>
+    <w:p>
+      <w:pPr>
+        <w:spacing w:after="100" w:before="0" w:line="276" w:lineRule="auto"/>
+      </w:pPr>
       <w:r>
         <w:rPr>
           <w:rFonts w:ascii="Arial" w:cs="Arial" w:eastAsia="Arial" w:hAnsi="Arial"/>
@@ -1172,21 +1187,7 @@
           <w:sz w:val="18"/>
           <w:szCs w:val="18"/>
         </w:rPr>
-        <w:t xml:space="preserve"> is not registered for GST.</w:t>
-      </w:r>
-    </w:p>
-    <w:p>
-      <w:pPr>
-        <w:spacing w:after="100" w:before="0" w:line="276" w:lineRule="auto"/>
-      </w:pPr>
-      <w:r>
-        <w:rPr>
-          <w:rFonts w:ascii="Arial" w:cs="Arial" w:eastAsia="Arial" w:hAnsi="Arial"/>
-          <w:color w:val="5F6670"/>
-          <w:sz w:val="18"/>
-          <w:szCs w:val="18"/>
-        </w:rPr>
-        <w:t xml:space="preserve">Not included: the optional Care Plan (section 3), third-party subscriptions (section 4) and any work outside this table, which we’ll quote in writing before starting.</w:t>
+        <w:t xml:space="preserve">Not included: the optional Care Plan (section 4), third-party subscriptions (section 5) and any work outside sections 2 and 3, which we’ll quote in writing before starting.</w:t>
       </w:r>
     </w:p>
     <w:p>
@@ -1209,6 +1210,418 @@
           <w:szCs w:val="22"/>
         </w:rPr>
         <w:t xml:space="preserve">3   </w:t>
+      </w:r>
+      <w:r>
+        <w:rPr>
+          <w:rFonts w:ascii="Arial" w:cs="Arial" w:eastAsia="Arial" w:hAnsi="Arial"/>
+          <w:b/>
+          <w:bCs/>
+          <w:color w:val="1F2A37"/>
+          <w:sz w:val="22"/>
+          <w:szCs w:val="22"/>
+        </w:rPr>
+        <w:t xml:space="preserve">Your Signature Website Package in detail</w:t>
+      </w:r>
+    </w:p>
+    <w:p>
+      <w:pPr>
+        <w:spacing w:after="100" w:before="0" w:line="276" w:lineRule="auto"/>
+      </w:pPr>
+      <w:r>
+        <w:rPr>
+          <w:rFonts w:ascii="Arial" w:cs="Arial" w:eastAsia="Arial" w:hAnsi="Arial"/>
+          <w:color w:val="5F6670"/>
+          <w:sz w:val="20"/>
+          <w:szCs w:val="20"/>
+        </w:rPr>
+        <w:t xml:space="preserve">Everything below is included in the $1,200.00 Signature Website Package fee.</w:t>
+      </w:r>
+    </w:p>
+    <w:p>
+      <w:pPr>
+        <w:keepNext/>
+        <w:spacing w:after="50" w:before="140" w:line="276" w:lineRule="auto"/>
+      </w:pPr>
+      <w:r>
+        <w:rPr>
+          <w:rFonts w:ascii="Arial" w:cs="Arial" w:eastAsia="Arial" w:hAnsi="Arial"/>
+          <w:b/>
+          <w:bCs/>
+          <w:color w:val="9A6A12"/>
+          <w:sz w:val="20"/>
+          <w:szCs w:val="20"/>
+        </w:rPr>
+        <w:t xml:space="preserve">Premium design</w:t>
+      </w:r>
+    </w:p>
+    <w:p>
+      <w:pPr>
+        <w:pStyle w:val="ListParagraph"/>
+        <w:numPr>
+          <w:ilvl w:val="0"/>
+          <w:numId w:val="2"/>
+        </w:numPr>
+        <w:spacing w:after="60" w:before="0" w:line="276" w:lineRule="auto"/>
+      </w:pPr>
+      <w:r>
+        <w:rPr>
+          <w:rFonts w:ascii="Arial" w:cs="Arial" w:eastAsia="Arial" w:hAnsi="Arial"/>
+          <w:color w:val="1F2A37"/>
+          <w:sz w:val="20"/>
+          <w:szCs w:val="20"/>
+        </w:rPr>
+        <w:t xml:space="preserve">Custom premium design for Cosmo Lighting Kensington, with unlimited pages and copywriting.</w:t>
+      </w:r>
+    </w:p>
+    <w:p>
+      <w:pPr>
+        <w:pStyle w:val="ListParagraph"/>
+        <w:numPr>
+          <w:ilvl w:val="0"/>
+          <w:numId w:val="2"/>
+        </w:numPr>
+        <w:spacing w:after="60" w:before="0" w:line="276" w:lineRule="auto"/>
+      </w:pPr>
+      <w:r>
+        <w:rPr>
+          <w:rFonts w:ascii="Arial" w:cs="Arial" w:eastAsia="Arial" w:hAnsi="Arial"/>
+          <w:color w:val="1F2A37"/>
+          <w:sz w:val="20"/>
+          <w:szCs w:val="20"/>
+        </w:rPr>
+        <w:t xml:space="preserve">4K hero video, produced in 4K and delivered in sizes that load quickly on phones and slower connections.</w:t>
+      </w:r>
+    </w:p>
+    <w:p>
+      <w:pPr>
+        <w:pStyle w:val="ListParagraph"/>
+        <w:numPr>
+          <w:ilvl w:val="0"/>
+          <w:numId w:val="2"/>
+        </w:numPr>
+        <w:spacing w:after="60" w:before="0" w:line="276" w:lineRule="auto"/>
+      </w:pPr>
+      <w:r>
+        <w:rPr>
+          <w:rFonts w:ascii="Arial" w:cs="Arial" w:eastAsia="Arial" w:hAnsi="Arial"/>
+          <w:color w:val="1F2A37"/>
+          <w:sz w:val="20"/>
+          <w:szCs w:val="20"/>
+        </w:rPr>
+        <w:t xml:space="preserve">Premium photo enhancement for your store, team and featured product photos. Product images that come through from your suppliers are used as supplied.</w:t>
+      </w:r>
+    </w:p>
+    <w:p>
+      <w:pPr>
+        <w:pStyle w:val="ListParagraph"/>
+        <w:numPr>
+          <w:ilvl w:val="0"/>
+          <w:numId w:val="2"/>
+        </w:numPr>
+        <w:spacing w:after="60" w:before="0" w:line="276" w:lineRule="auto"/>
+      </w:pPr>
+      <w:r>
+        <w:rPr>
+          <w:rFonts w:ascii="Arial" w:cs="Arial" w:eastAsia="Arial" w:hAnsi="Arial"/>
+          <w:color w:val="1F2A37"/>
+          <w:sz w:val="20"/>
+          <w:szCs w:val="20"/>
+        </w:rPr>
+        <w:t xml:space="preserve">A fast, mobile-friendly build.</w:t>
+      </w:r>
+    </w:p>
+    <w:p>
+      <w:pPr>
+        <w:keepNext/>
+        <w:spacing w:after="50" w:before="140" w:line="276" w:lineRule="auto"/>
+      </w:pPr>
+      <w:r>
+        <w:rPr>
+          <w:rFonts w:ascii="Arial" w:cs="Arial" w:eastAsia="Arial" w:hAnsi="Arial"/>
+          <w:b/>
+          <w:bCs/>
+          <w:color w:val="9A6A12"/>
+          <w:sz w:val="20"/>
+          <w:szCs w:val="20"/>
+        </w:rPr>
+        <w:t xml:space="preserve">Payments and shop</w:t>
+      </w:r>
+    </w:p>
+    <w:p>
+      <w:pPr>
+        <w:pStyle w:val="ListParagraph"/>
+        <w:numPr>
+          <w:ilvl w:val="0"/>
+          <w:numId w:val="2"/>
+        </w:numPr>
+        <w:spacing w:after="60" w:before="0" w:line="276" w:lineRule="auto"/>
+      </w:pPr>
+      <w:r>
+        <w:rPr>
+          <w:rFonts w:ascii="Arial" w:cs="Arial" w:eastAsia="Arial" w:hAnsi="Arial"/>
+          <w:color w:val="1F2A37"/>
+          <w:sz w:val="20"/>
+          <w:szCs w:val="20"/>
+        </w:rPr>
+        <w:t xml:space="preserve">Shopify checkout and Shop Pay integration, keeping your existing payment methods.</w:t>
+      </w:r>
+    </w:p>
+    <w:p>
+      <w:pPr>
+        <w:pStyle w:val="ListParagraph"/>
+        <w:numPr>
+          <w:ilvl w:val="0"/>
+          <w:numId w:val="2"/>
+        </w:numPr>
+        <w:spacing w:after="60" w:before="0" w:line="276" w:lineRule="auto"/>
+      </w:pPr>
+      <w:r>
+        <w:rPr>
+          <w:rFonts w:ascii="Arial" w:cs="Arial" w:eastAsia="Arial" w:hAnsi="Arial"/>
+          <w:color w:val="1F2A37"/>
+          <w:sz w:val="20"/>
+          <w:szCs w:val="20"/>
+        </w:rPr>
+        <w:t xml:space="preserve">Included for the life of your website: no setup fee and no ongoing integration fee from us. Shopify’s own plan and payment-processing fees are paid by you to Shopify (section 5).</w:t>
+      </w:r>
+    </w:p>
+    <w:p>
+      <w:pPr>
+        <w:keepNext/>
+        <w:spacing w:after="50" w:before="140" w:line="276" w:lineRule="auto"/>
+      </w:pPr>
+      <w:r>
+        <w:rPr>
+          <w:rFonts w:ascii="Arial" w:cs="Arial" w:eastAsia="Arial" w:hAnsi="Arial"/>
+          <w:b/>
+          <w:bCs/>
+          <w:color w:val="9A6A12"/>
+          <w:sz w:val="20"/>
+          <w:szCs w:val="20"/>
+        </w:rPr>
+        <w:t xml:space="preserve">Search: SEO, AEO and GEO</w:t>
+      </w:r>
+    </w:p>
+    <w:p>
+      <w:pPr>
+        <w:pStyle w:val="ListParagraph"/>
+        <w:numPr>
+          <w:ilvl w:val="0"/>
+          <w:numId w:val="2"/>
+        </w:numPr>
+        <w:spacing w:after="60" w:before="0" w:line="276" w:lineRule="auto"/>
+      </w:pPr>
+      <w:r>
+        <w:rPr>
+          <w:rFonts w:ascii="Arial" w:cs="Arial" w:eastAsia="Arial" w:hAnsi="Arial"/>
+          <w:b/>
+          <w:bCs/>
+          <w:color w:val="1F2A37"/>
+          <w:sz w:val="20"/>
+          <w:szCs w:val="20"/>
+        </w:rPr>
+        <w:t xml:space="preserve">SEO. </w:t>
+      </w:r>
+      <w:r>
+        <w:rPr>
+          <w:rFonts w:ascii="Arial" w:cs="Arial" w:eastAsia="Arial" w:hAnsi="Arial"/>
+          <w:color w:val="1F2A37"/>
+          <w:sz w:val="20"/>
+          <w:szCs w:val="20"/>
+        </w:rPr>
+        <w:t xml:space="preserve">The same SEO system we use on our own website: page titles, descriptions, structured data, sitemap and product markup, kept current automatically as your range changes.</w:t>
+      </w:r>
+    </w:p>
+    <w:p>
+      <w:pPr>
+        <w:pStyle w:val="ListParagraph"/>
+        <w:numPr>
+          <w:ilvl w:val="0"/>
+          <w:numId w:val="2"/>
+        </w:numPr>
+        <w:spacing w:after="60" w:before="0" w:line="276" w:lineRule="auto"/>
+      </w:pPr>
+      <w:r>
+        <w:rPr>
+          <w:rFonts w:ascii="Arial" w:cs="Arial" w:eastAsia="Arial" w:hAnsi="Arial"/>
+          <w:b/>
+          <w:bCs/>
+          <w:color w:val="1F2A37"/>
+          <w:sz w:val="20"/>
+          <w:szCs w:val="20"/>
+        </w:rPr>
+        <w:t xml:space="preserve">AEO (answer engine optimisation). </w:t>
+      </w:r>
+      <w:r>
+        <w:rPr>
+          <w:rFonts w:ascii="Arial" w:cs="Arial" w:eastAsia="Arial" w:hAnsi="Arial"/>
+          <w:color w:val="1F2A37"/>
+          <w:sz w:val="20"/>
+          <w:szCs w:val="20"/>
+        </w:rPr>
+        <w:t xml:space="preserve">Content structured so Google and voice assistants can quote your answers directly, for example in featured snippets and “People also ask”.</w:t>
+      </w:r>
+    </w:p>
+    <w:p>
+      <w:pPr>
+        <w:pStyle w:val="ListParagraph"/>
+        <w:numPr>
+          <w:ilvl w:val="0"/>
+          <w:numId w:val="2"/>
+        </w:numPr>
+        <w:spacing w:after="60" w:before="0" w:line="276" w:lineRule="auto"/>
+      </w:pPr>
+      <w:r>
+        <w:rPr>
+          <w:rFonts w:ascii="Arial" w:cs="Arial" w:eastAsia="Arial" w:hAnsi="Arial"/>
+          <w:b/>
+          <w:bCs/>
+          <w:color w:val="1F2A37"/>
+          <w:sz w:val="20"/>
+          <w:szCs w:val="20"/>
+        </w:rPr>
+        <w:t xml:space="preserve">GEO (generative engine optimisation). </w:t>
+      </w:r>
+      <w:r>
+        <w:rPr>
+          <w:rFonts w:ascii="Arial" w:cs="Arial" w:eastAsia="Arial" w:hAnsi="Arial"/>
+          <w:color w:val="1F2A37"/>
+          <w:sz w:val="20"/>
+          <w:szCs w:val="20"/>
+        </w:rPr>
+        <w:t xml:space="preserve">Your business information structured so AI tools such as ChatGPT, Google AI Overviews and Perplexity can understand and recommend Cosmo Lighting.</w:t>
+      </w:r>
+    </w:p>
+    <w:p>
+      <w:pPr>
+        <w:keepNext/>
+        <w:spacing w:after="50" w:before="140" w:line="276" w:lineRule="auto"/>
+      </w:pPr>
+      <w:r>
+        <w:rPr>
+          <w:rFonts w:ascii="Arial" w:cs="Arial" w:eastAsia="Arial" w:hAnsi="Arial"/>
+          <w:b/>
+          <w:bCs/>
+          <w:color w:val="9A6A12"/>
+          <w:sz w:val="20"/>
+          <w:szCs w:val="20"/>
+        </w:rPr>
+        <w:t xml:space="preserve">Customer contact</w:t>
+      </w:r>
+    </w:p>
+    <w:p>
+      <w:pPr>
+        <w:pStyle w:val="ListParagraph"/>
+        <w:numPr>
+          <w:ilvl w:val="0"/>
+          <w:numId w:val="2"/>
+        </w:numPr>
+        <w:spacing w:after="60" w:before="0" w:line="276" w:lineRule="auto"/>
+      </w:pPr>
+      <w:r>
+        <w:rPr>
+          <w:rFonts w:ascii="Arial" w:cs="Arial" w:eastAsia="Arial" w:hAnsi="Arial"/>
+          <w:color w:val="1F2A37"/>
+          <w:sz w:val="20"/>
+          <w:szCs w:val="20"/>
+        </w:rPr>
+        <w:t xml:space="preserve">Contact and enquiry forms, sent straight to your inbox.</w:t>
+      </w:r>
+    </w:p>
+    <w:p>
+      <w:pPr>
+        <w:pStyle w:val="ListParagraph"/>
+        <w:numPr>
+          <w:ilvl w:val="0"/>
+          <w:numId w:val="2"/>
+        </w:numPr>
+        <w:spacing w:after="60" w:before="0" w:line="276" w:lineRule="auto"/>
+      </w:pPr>
+      <w:r>
+        <w:rPr>
+          <w:rFonts w:ascii="Arial" w:cs="Arial" w:eastAsia="Arial" w:hAnsi="Arial"/>
+          <w:color w:val="1F2A37"/>
+          <w:sz w:val="20"/>
+          <w:szCs w:val="20"/>
+        </w:rPr>
+        <w:t xml:space="preserve">An AI assistant that answers customer questions and takes enquiries around the clock (see section 8).</w:t>
+      </w:r>
+    </w:p>
+    <w:p>
+      <w:pPr>
+        <w:keepNext/>
+        <w:spacing w:after="50" w:before="140" w:line="276" w:lineRule="auto"/>
+      </w:pPr>
+      <w:r>
+        <w:rPr>
+          <w:rFonts w:ascii="Arial" w:cs="Arial" w:eastAsia="Arial" w:hAnsi="Arial"/>
+          <w:b/>
+          <w:bCs/>
+          <w:color w:val="9A6A12"/>
+          <w:sz w:val="20"/>
+          <w:szCs w:val="20"/>
+        </w:rPr>
+        <w:t xml:space="preserve">Hosting and support</w:t>
+      </w:r>
+    </w:p>
+    <w:p>
+      <w:pPr>
+        <w:pStyle w:val="ListParagraph"/>
+        <w:numPr>
+          <w:ilvl w:val="0"/>
+          <w:numId w:val="2"/>
+        </w:numPr>
+        <w:spacing w:after="60" w:before="0" w:line="276" w:lineRule="auto"/>
+      </w:pPr>
+      <w:r>
+        <w:rPr>
+          <w:rFonts w:ascii="Arial" w:cs="Arial" w:eastAsia="Arial" w:hAnsi="Arial"/>
+          <w:color w:val="1F2A37"/>
+          <w:sz w:val="20"/>
+          <w:szCs w:val="20"/>
+        </w:rPr>
+        <w:t xml:space="preserve">Hosting with no monthly fee from us (section 5).</w:t>
+      </w:r>
+    </w:p>
+    <w:p>
+      <w:pPr>
+        <w:pStyle w:val="ListParagraph"/>
+        <w:numPr>
+          <w:ilvl w:val="0"/>
+          <w:numId w:val="2"/>
+        </w:numPr>
+        <w:spacing w:after="60" w:before="0" w:line="276" w:lineRule="auto"/>
+      </w:pPr>
+      <w:r>
+        <w:rPr>
+          <w:rFonts w:ascii="Arial" w:cs="Arial" w:eastAsia="Arial" w:hAnsi="Arial"/>
+          <w:color w:val="1F2A37"/>
+          <w:sz w:val="20"/>
+          <w:szCs w:val="20"/>
+        </w:rPr>
+        <w:t xml:space="preserve">Launch and go-live support, plus 90 days of support after launch (section 9).</w:t>
+      </w:r>
+    </w:p>
+    <w:p>
+      <w:pPr>
+        <w:pStyle w:val="Heading1"/>
+        <w:keepNext/>
+        <w:keepLines/>
+        <w:pBdr>
+          <w:bottom w:val="single" w:color="D8D2C4" w:sz="6" w:space="4"/>
+        </w:pBdr>
+        <w:spacing w:after="110" w:before="260"/>
+      </w:pPr>
+      <w:r>
+        <w:rPr>
+          <w:rFonts w:ascii="Arial" w:cs="Arial" w:eastAsia="Arial" w:hAnsi="Arial"/>
+          <w:b/>
+          <w:bCs/>
+          <w:color w:val="9A6A12"/>
+          <w:sz w:val="22"/>
+          <w:szCs w:val="22"/>
+        </w:rPr>
+        <w:t xml:space="preserve">4   </w:t>
       </w:r>
       <w:r>
         <w:rPr>
@@ -1310,7 +1723,7 @@
                 <w:sz w:val="20"/>
                 <w:szCs w:val="20"/>
               </w:rPr>
-              <w:t xml:space="preserve">Your website, hosting and Supplier Sync Agent all work without the Care Plan. It’s simply there if you’d rather we look after small updates for you.</w:t>
+              <w:t xml:space="preserve">Your website, hosting, Supplier Sync Agent and AI assistant all work without the Care Plan. It’s simply there if you’d rather we look after small updates for you.</w:t>
             </w:r>
           </w:p>
           <w:p>
@@ -1507,7 +1920,7 @@
                 <w:sz w:val="18"/>
                 <w:szCs w:val="18"/>
               </w:rPr>
-              <w:t xml:space="preserve">Join, change or cancel any time with 30 days’ written notice. Annual plans are paid upfront, aren’t refunded part-way through the year, and only renew if you ask us to. Tick your choice in section 10 — choosing “No thanks” changes nothing else in this agreement.</w:t>
+              <w:t xml:space="preserve">Join, change or cancel any time with 30 days’ written notice. Annual plans are paid upfront, aren’t refunded part-way through the year, and only renew if you ask us to. Tick your choice in section 11 — choosing “No thanks” changes nothing else in this agreement.</w:t>
             </w:r>
           </w:p>
         </w:tc>
@@ -1532,7 +1945,7 @@
           <w:sz w:val="22"/>
           <w:szCs w:val="22"/>
         </w:rPr>
-        <w:t xml:space="preserve">4   </w:t>
+        <w:t xml:space="preserve">5   </w:t>
       </w:r>
       <w:r>
         <w:rPr>
@@ -1562,7 +1975,7 @@
           <w:sz w:val="20"/>
           <w:szCs w:val="20"/>
         </w:rPr>
-        <w:t xml:space="preserve">Hosting of your website is included in the Signature Website Package for the first 12 months after launch. At least 30 days before that period ends, we’ll confirm in writing whether any hosting fee applies from then on. You’re free to move your website to another provider at any time.</w:t>
+        <w:t xml:space="preserve">Hosting is included in the Signature Website Package, with no monthly fee from us. You’re free to move your website to another provider at any time.</w:t>
       </w:r>
     </w:p>
     <w:p>
@@ -1600,7 +2013,7 @@
           <w:sz w:val="20"/>
           <w:szCs w:val="20"/>
         </w:rPr>
-        <w:t xml:space="preserve">your Shopify plan and any paid Shopify apps;</w:t>
+        <w:t xml:space="preserve">your Shopify plan, Shopify’s payment-processing fees and any paid Shopify apps;</w:t>
       </w:r>
     </w:p>
     <w:p>
@@ -1679,7 +2092,7 @@
           <w:sz w:val="22"/>
           <w:szCs w:val="22"/>
         </w:rPr>
-        <w:t xml:space="preserve">5   </w:t>
+        <w:t xml:space="preserve">6   </w:t>
       </w:r>
       <w:r>
         <w:rPr>
@@ -1829,7 +2242,7 @@
           <w:sz w:val="22"/>
           <w:szCs w:val="22"/>
         </w:rPr>
-        <w:t xml:space="preserve">6   </w:t>
+        <w:t xml:space="preserve">7   </w:t>
       </w:r>
       <w:r>
         <w:rPr>
@@ -1976,7 +2389,7 @@
           <w:sz w:val="22"/>
           <w:szCs w:val="22"/>
         </w:rPr>
-        <w:t xml:space="preserve">7   </w:t>
+        <w:t xml:space="preserve">8   </w:t>
       </w:r>
       <w:r>
         <w:rPr>
@@ -1987,7 +2400,7 @@
           <w:sz w:val="22"/>
           <w:szCs w:val="22"/>
         </w:rPr>
-        <w:t xml:space="preserve">Supplier data, pricing and delivery</w:t>
+        <w:t xml:space="preserve">Automation, pricing and delivery</w:t>
       </w:r>
     </w:p>
     <w:p>
@@ -2138,6 +2551,36 @@
           <w:szCs w:val="20"/>
         </w:rPr>
         <w:t xml:space="preserve">Australia Post won’t carry parcels over 22 kg or longer than 105 cm. Larger items, such as long battens, large pendants and ceiling fans, will show a delivery option you choose: flat-rate freight, “we’ll contact you with a quote”, or in-store pickup.</w:t>
+      </w:r>
+    </w:p>
+    <w:p>
+      <w:pPr>
+        <w:pStyle w:val="ListParagraph"/>
+        <w:numPr>
+          <w:ilvl w:val="0"/>
+          <w:numId w:val="2"/>
+        </w:numPr>
+        <w:spacing w:after="60" w:before="0" w:line="276" w:lineRule="auto"/>
+      </w:pPr>
+      <w:r>
+        <w:rPr>
+          <w:rFonts w:ascii="Arial" w:cs="Arial" w:eastAsia="Arial" w:hAnsi="Arial"/>
+          <w:b/>
+          <w:bCs/>
+          <w:color w:val="1F2A37"/>
+          <w:sz w:val="20"/>
+          <w:szCs w:val="20"/>
+        </w:rPr>
+        <w:t xml:space="preserve">AI assistant. </w:t>
+      </w:r>
+      <w:r>
+        <w:rPr>
+          <w:rFonts w:ascii="Arial" w:cs="Arial" w:eastAsia="Arial" w:hAnsi="Arial"/>
+          <w:color w:val="1F2A37"/>
+          <w:sz w:val="20"/>
+          <w:szCs w:val="20"/>
+        </w:rPr>
+        <w:t xml:space="preserve">The assistant answers from your website’s information and can make mistakes, so it won’t confirm prices, stock or delivery promises on its own. Those come from your checkout or your team. Normal customer use is included. If use grows far beyond what’s typical for a store your size, we’ll talk with you before anything changes.</w:t>
       </w:r>
     </w:p>
     <w:p>
@@ -2159,7 +2602,7 @@
           <w:sz w:val="22"/>
           <w:szCs w:val="22"/>
         </w:rPr>
-        <w:t xml:space="preserve">8   </w:t>
+        <w:t xml:space="preserve">9   </w:t>
       </w:r>
       <w:r>
         <w:rPr>
@@ -2189,45 +2632,45 @@
           <w:sz w:val="20"/>
           <w:szCs w:val="20"/>
         </w:rPr>
-        <w:t xml:space="preserve">We’ll agree a launch date once the deposit is paid and we have the access listed in section 6.</w:t>
-      </w:r>
-    </w:p>
-    <w:p>
-      <w:pPr>
-        <w:pStyle w:val="ListParagraph"/>
-        <w:numPr>
-          <w:ilvl w:val="0"/>
-          <w:numId w:val="2"/>
-        </w:numPr>
-        <w:spacing w:after="60" w:before="0" w:line="276" w:lineRule="auto"/>
-      </w:pPr>
-      <w:r>
-        <w:rPr>
-          <w:rFonts w:ascii="Arial" w:cs="Arial" w:eastAsia="Arial" w:hAnsi="Arial"/>
-          <w:color w:val="1F2A37"/>
-          <w:sz w:val="20"/>
-          <w:szCs w:val="20"/>
-        </w:rPr>
-        <w:t xml:space="preserve">Reasonable revisions during the build are included. Anything outside section 2 will be quoted in writing before we start.</w:t>
-      </w:r>
-    </w:p>
-    <w:p>
-      <w:pPr>
-        <w:pStyle w:val="ListParagraph"/>
-        <w:numPr>
-          <w:ilvl w:val="0"/>
-          <w:numId w:val="2"/>
-        </w:numPr>
-        <w:spacing w:after="60" w:before="0" w:line="276" w:lineRule="auto"/>
-      </w:pPr>
-      <w:r>
-        <w:rPr>
-          <w:rFonts w:ascii="Arial" w:cs="Arial" w:eastAsia="Arial" w:hAnsi="Arial"/>
-          <w:color w:val="1F2A37"/>
-          <w:sz w:val="20"/>
-          <w:szCs w:val="20"/>
-        </w:rPr>
-        <w:t xml:space="preserve">For 30 days after launch, we’ll fix any bugs in the work we delivered at no charge.</w:t>
+        <w:t xml:space="preserve">We’ll agree a launch date once the deposit is paid and we have the access listed in section 7.</w:t>
+      </w:r>
+    </w:p>
+    <w:p>
+      <w:pPr>
+        <w:pStyle w:val="ListParagraph"/>
+        <w:numPr>
+          <w:ilvl w:val="0"/>
+          <w:numId w:val="2"/>
+        </w:numPr>
+        <w:spacing w:after="60" w:before="0" w:line="276" w:lineRule="auto"/>
+      </w:pPr>
+      <w:r>
+        <w:rPr>
+          <w:rFonts w:ascii="Arial" w:cs="Arial" w:eastAsia="Arial" w:hAnsi="Arial"/>
+          <w:color w:val="1F2A37"/>
+          <w:sz w:val="20"/>
+          <w:szCs w:val="20"/>
+        </w:rPr>
+        <w:t xml:space="preserve">Reasonable revisions during the build are included. Anything outside sections 2 and 3 will be quoted in writing before we start.</w:t>
+      </w:r>
+    </w:p>
+    <w:p>
+      <w:pPr>
+        <w:pStyle w:val="ListParagraph"/>
+        <w:numPr>
+          <w:ilvl w:val="0"/>
+          <w:numId w:val="2"/>
+        </w:numPr>
+        <w:spacing w:after="60" w:before="0" w:line="276" w:lineRule="auto"/>
+      </w:pPr>
+      <w:r>
+        <w:rPr>
+          <w:rFonts w:ascii="Arial" w:cs="Arial" w:eastAsia="Arial" w:hAnsi="Arial"/>
+          <w:color w:val="1F2A37"/>
+          <w:sz w:val="20"/>
+          <w:szCs w:val="20"/>
+        </w:rPr>
+        <w:t xml:space="preserve">For 90 days after launch, we’ll fix bugs and help with questions and small tweaks at no charge.</w:t>
       </w:r>
     </w:p>
     <w:p>
@@ -2249,7 +2692,7 @@
           <w:sz w:val="22"/>
           <w:szCs w:val="22"/>
         </w:rPr>
-        <w:t xml:space="preserve">9   </w:t>
+        <w:t xml:space="preserve">10   </w:t>
       </w:r>
       <w:r>
         <w:rPr>
@@ -2290,7 +2733,7 @@
           <w:sz w:val="20"/>
           <w:szCs w:val="20"/>
         </w:rPr>
-        <w:t xml:space="preserve">Once you’ve paid in full, you own your website’s design, content and data. We keep ownership of our own tools, code and know-how (including the agent software) and give you an ongoing licence to use them as part of your website.</w:t>
+        <w:t xml:space="preserve">Once you’ve paid in full, you own your website’s design, content and data, and you can use the hero video and enhanced photos across your website and marketing. We keep ownership of our own tools, code and know-how (including the agent and AI assistant software) and give you an ongoing licence to use them as part of your website.</w:t>
       </w:r>
     </w:p>
     <w:p>
@@ -2341,16 +2784,16 @@
           <w:sz w:val="20"/>
           <w:szCs w:val="20"/>
         </w:rPr>
-        <w:t xml:space="preserve">Google. </w:t>
-      </w:r>
-      <w:r>
-        <w:rPr>
-          <w:rFonts w:ascii="Arial" w:cs="Arial" w:eastAsia="Arial" w:hAnsi="Arial"/>
-          <w:color w:val="1F2A37"/>
-          <w:sz w:val="20"/>
-          <w:szCs w:val="20"/>
-        </w:rPr>
-        <w:t xml:space="preserve">We can’t guarantee search rankings, map positions or review numbers. Google controls those.</w:t>
+        <w:t xml:space="preserve">Search and AI tools. </w:t>
+      </w:r>
+      <w:r>
+        <w:rPr>
+          <w:rFonts w:ascii="Arial" w:cs="Arial" w:eastAsia="Arial" w:hAnsi="Arial"/>
+          <w:color w:val="1F2A37"/>
+          <w:sz w:val="20"/>
+          <w:szCs w:val="20"/>
+        </w:rPr>
+        <w:t xml:space="preserve">We can’t guarantee search rankings, map positions, review numbers or mentions in AI tools. Google and the AI providers control those.</w:t>
       </w:r>
     </w:p>
     <w:p>
@@ -2380,7 +2823,7 @@
           <w:sz w:val="20"/>
           <w:szCs w:val="20"/>
         </w:rPr>
-        <w:t xml:space="preserve">We’re not responsible for outages or changes made by Shopify, Australia Post, Google or your suppliers.</w:t>
+        <w:t xml:space="preserve">We’re not responsible for outages or changes made by Shopify, Australia Post, Google, AI providers or your suppliers.</w:t>
       </w:r>
     </w:p>
     <w:p>
@@ -2500,7 +2943,7 @@
           <w:sz w:val="20"/>
           <w:szCs w:val="20"/>
         </w:rPr>
-        <w:t xml:space="preserve">This agreement is governed by the laws of New South Wales.</w:t>
+        <w:t xml:space="preserve">This agreement is governed by the laws of Victoria.</w:t>
       </w:r>
     </w:p>
     <w:p>
@@ -2523,7 +2966,7 @@
           <w:sz w:val="22"/>
           <w:szCs w:val="22"/>
         </w:rPr>
-        <w:t xml:space="preserve">10   </w:t>
+        <w:t xml:space="preserve">11   </w:t>
       </w:r>
       <w:r>
         <w:rPr>
@@ -2930,10 +3373,8 @@
                 <w:color w:val="5F6670"/>
                 <w:sz w:val="18"/>
                 <w:szCs w:val="18"/>
-                <w:highlight w:val="yellow"/>
-                <w:highlightCs w:val="yellow"/>
-              </w:rPr>
-              <w:t xml:space="preserve">[YOUR BUSINESS NAME]</w:t>
+              </w:rPr>
+              <w:t xml:space="preserve">One Way Web Designs</w:t>
             </w:r>
           </w:p>
           <w:p>

--- a/cosmo-lighting/Cosmo-Lighting-Website-Agreement.docx
+++ b/cosmo-lighting/Cosmo-Lighting-Website-Agreement.docx
@@ -145,8 +145,13 @@
                 <w:sz w:val="19"/>
                 <w:szCs w:val="19"/>
               </w:rPr>
-              <w:t xml:space="preserve">ABN </w:t>
-            </w:r>
+              <w:t xml:space="preserve">ABN 99 772 930 609</w:t>
+            </w:r>
+          </w:p>
+          <w:p>
+            <w:pPr>
+              <w:spacing w:after="30" w:before="0" w:line="276" w:lineRule="auto"/>
+            </w:pPr>
             <w:r>
               <w:rPr>
                 <w:rFonts w:ascii="Arial" w:cs="Arial" w:eastAsia="Arial" w:hAnsi="Arial"/>
@@ -155,26 +160,8 @@
                 <w:color w:val="5F6670"/>
                 <w:sz w:val="19"/>
                 <w:szCs w:val="19"/>
-                <w:highlight w:val="yellow"/>
-                <w:highlightCs w:val="yellow"/>
-              </w:rPr>
-              <w:t xml:space="preserve">[YOUR ABN]</w:t>
-            </w:r>
-          </w:p>
-          <w:p>
-            <w:pPr>
-              <w:spacing w:after="30" w:before="0" w:line="276" w:lineRule="auto"/>
-            </w:pPr>
-            <w:r>
-              <w:rPr>
-                <w:rFonts w:ascii="Arial" w:cs="Arial" w:eastAsia="Arial" w:hAnsi="Arial"/>
-                <w:b w:val="false"/>
-                <w:bCs w:val="false"/>
-                <w:color w:val="5F6670"/>
-                <w:sz w:val="19"/>
-                <w:szCs w:val="19"/>
-              </w:rPr>
-              <w:t xml:space="preserve">keaton.dunn@outlook.com</w:t>
+              </w:rPr>
+              <w:t xml:space="preserve">keaton.dunn08@gmail.com</w:t>
             </w:r>
           </w:p>
           <w:p>
@@ -786,7 +773,7 @@
                 <w:sz w:val="20"/>
                 <w:szCs w:val="20"/>
               </w:rPr>
-              <w:t xml:space="preserve">Supplier Sync Agent</w:t>
+              <w:t xml:space="preserve">Supplier Sync Agent + Postcode Shipping Calculator</w:t>
             </w:r>
           </w:p>
         </w:tc>
@@ -818,7 +805,7 @@
                 <w:sz w:val="19"/>
                 <w:szCs w:val="19"/>
               </w:rPr>
-              <w:t xml:space="preserve">An automated agent that watches Oz Lighting and Lighting Outlet and keeps your website up to date: live prices, new and discontinued products, and in-stock / out-of-stock status. Your pricing rules include supplier freight costs, so freight increases flow into your prices instead of coming out of your margin.</w:t>
+              <w:t xml:space="preserve">An automated agent that watches Oz Lighting and Lighting Outlet and keeps your website up to date: live prices, new and discontinued products, and in-stock / out-of-stock status. Your pricing rules include supplier freight costs, so freight increases flow into your prices instead of coming out of your margin. Includes the Postcode Shipping Calculator: customers enter their postcode and see an Australia Post delivery cost before they pay.</w:t>
             </w:r>
           </w:p>
         </w:tc>
@@ -853,113 +840,7 @@
                 <w:sz w:val="20"/>
                 <w:szCs w:val="20"/>
               </w:rPr>
-              <w:t xml:space="preserve">$500.00</w:t>
-            </w:r>
-          </w:p>
-        </w:tc>
-      </w:tr>
-      <w:tr>
-        <w:trPr>
-          <w:cantSplit/>
-        </w:trPr>
-        <w:tc>
-          <w:tcPr>
-            <w:tcW w:type="dxa" w:w="2500"/>
-            <w:tcBorders>
-              <w:top w:val="none" w:color="FFFFFF" w:sz="0"/>
-              <w:left w:val="none" w:color="FFFFFF" w:sz="0"/>
-              <w:bottom w:val="single" w:color="D8D2C4" w:sz="4"/>
-              <w:right w:val="none" w:color="FFFFFF" w:sz="0"/>
-            </w:tcBorders>
-            <w:tcMar>
-              <w:top w:type="dxa" w:w="90"/>
-              <w:left w:type="dxa" w:w="150"/>
-              <w:bottom w:type="dxa" w:w="90"/>
-              <w:right w:type="dxa" w:w="150"/>
-            </w:tcMar>
-          </w:tcPr>
-          <w:p>
-            <w:pPr>
-              <w:keepNext w:val="false"/>
-              <w:spacing w:after="0" w:before="0" w:line="276" w:lineRule="auto"/>
-            </w:pPr>
-            <w:r>
-              <w:rPr>
-                <w:rFonts w:ascii="Arial" w:cs="Arial" w:eastAsia="Arial" w:hAnsi="Arial"/>
-                <w:b/>
-                <w:bCs/>
-                <w:color w:val="1F2A37"/>
-                <w:sz w:val="20"/>
-                <w:szCs w:val="20"/>
-              </w:rPr>
-              <w:t xml:space="preserve">Postcode Shipping Calculator</w:t>
-            </w:r>
-          </w:p>
-        </w:tc>
-        <w:tc>
-          <w:tcPr>
-            <w:tcW w:type="dxa" w:w="5538"/>
-            <w:tcBorders>
-              <w:top w:val="none" w:color="FFFFFF" w:sz="0"/>
-              <w:left w:val="none" w:color="FFFFFF" w:sz="0"/>
-              <w:bottom w:val="single" w:color="D8D2C4" w:sz="4"/>
-              <w:right w:val="none" w:color="FFFFFF" w:sz="0"/>
-            </w:tcBorders>
-            <w:tcMar>
-              <w:top w:type="dxa" w:w="90"/>
-              <w:left w:type="dxa" w:w="150"/>
-              <w:bottom w:type="dxa" w:w="90"/>
-              <w:right w:type="dxa" w:w="150"/>
-            </w:tcMar>
-          </w:tcPr>
-          <w:p>
-            <w:pPr>
-              <w:keepNext w:val="false"/>
-              <w:spacing w:after="0" w:before="0" w:line="276" w:lineRule="auto"/>
-            </w:pPr>
-            <w:r>
-              <w:rPr>
-                <w:rFonts w:ascii="Arial" w:cs="Arial" w:eastAsia="Arial" w:hAnsi="Arial"/>
-                <w:color w:val="1F2A37"/>
-                <w:sz w:val="19"/>
-                <w:szCs w:val="19"/>
-              </w:rPr>
-              <w:t xml:space="preserve">Customers enter their postcode and see an Australia Post delivery cost before they pay, so freight is never under-charged at checkout.</w:t>
-            </w:r>
-          </w:p>
-        </w:tc>
-        <w:tc>
-          <w:tcPr>
-            <w:tcW w:type="dxa" w:w="1600"/>
-            <w:tcBorders>
-              <w:top w:val="none" w:color="FFFFFF" w:sz="0"/>
-              <w:left w:val="none" w:color="FFFFFF" w:sz="0"/>
-              <w:bottom w:val="single" w:color="D8D2C4" w:sz="4"/>
-              <w:right w:val="none" w:color="FFFFFF" w:sz="0"/>
-            </w:tcBorders>
-            <w:tcMar>
-              <w:top w:type="dxa" w:w="90"/>
-              <w:left w:type="dxa" w:w="150"/>
-              <w:bottom w:type="dxa" w:w="90"/>
-              <w:right w:type="dxa" w:w="150"/>
-            </w:tcMar>
-          </w:tcPr>
-          <w:p>
-            <w:pPr>
-              <w:keepNext w:val="false"/>
-              <w:spacing w:after="0" w:before="0" w:line="276" w:lineRule="auto"/>
-              <w:jc w:val="right"/>
-            </w:pPr>
-            <w:r>
-              <w:rPr>
-                <w:rFonts w:ascii="Arial" w:cs="Arial" w:eastAsia="Arial" w:hAnsi="Arial"/>
-                <w:b/>
-                <w:bCs/>
-                <w:color w:val="1F2A37"/>
-                <w:sz w:val="20"/>
-                <w:szCs w:val="20"/>
-              </w:rPr>
-              <w:t xml:space="preserve">Included</w:t>
+              <w:t xml:space="preserve">$600.00</w:t>
             </w:r>
           </w:p>
         </w:tc>
@@ -1140,7 +1021,7 @@
                 <w:sz w:val="22"/>
                 <w:szCs w:val="22"/>
               </w:rPr>
-              <w:t xml:space="preserve">$1,900.00</w:t>
+              <w:t xml:space="preserve">$2,000.00</w:t>
             </w:r>
           </w:p>
         </w:tc>
@@ -1161,19 +1042,8 @@
           <w:color w:val="5F6670"/>
           <w:sz w:val="18"/>
           <w:szCs w:val="18"/>
-          <w:highlight w:val="yellow"/>
-          <w:highlightCs w:val="yellow"/>
-        </w:rPr>
-        <w:t xml:space="preserve">[CONFIRM GST STATUS]</w:t>
-      </w:r>
-      <w:r>
-        <w:rPr>
-          <w:rFonts w:ascii="Arial" w:cs="Arial" w:eastAsia="Arial" w:hAnsi="Arial"/>
-          <w:color w:val="5F6670"/>
-          <w:sz w:val="18"/>
-          <w:szCs w:val="18"/>
-        </w:rPr>
-        <w:t xml:space="preserve"> No GST is charged. One Way Web Designs is not registered for GST.</w:t>
+        </w:rPr>
+        <w:t xml:space="preserve">No GST is charged. One Way Web Designs is not registered for GST.</w:t>
       </w:r>
     </w:p>
     <w:p>
@@ -2133,7 +2003,7 @@
           <w:sz w:val="20"/>
           <w:szCs w:val="20"/>
         </w:rPr>
-        <w:t xml:space="preserve">50% ($950.00) to start work, due within 7 days of signing.</w:t>
+        <w:t xml:space="preserve">50% ($1,000.00) to start work, due within 7 days of signing.</w:t>
       </w:r>
     </w:p>
     <w:p>
@@ -2163,7 +2033,7 @@
           <w:sz w:val="20"/>
           <w:szCs w:val="20"/>
         </w:rPr>
-        <w:t xml:space="preserve">50% ($950.00) due on completion, before the new website goes live on your domain.</w:t>
+        <w:t xml:space="preserve">50% ($1,000.00) due on completion, before the new website goes live on your domain.</w:t>
       </w:r>
     </w:p>
     <w:p>
